--- a/기능정의서.docx
+++ b/기능정의서.docx
@@ -5,7 +5,6 @@
     <w:p>
       <w:pPr>
         <w:spacing w:before="240" w:after="240"/>
-        <w:ind w:firstLine="720"/>
         <w:jc w:val="center"/>
         <w:rPr>
           <w:sz w:val="32"/>
@@ -18,7 +17,7 @@
           <w:sz w:val="32"/>
           <w:szCs w:val="32"/>
         </w:rPr>
-        <w:t xml:space="preserve"> 기능 정의서</w:t>
+        <w:t>기능 정의서</w:t>
       </w:r>
     </w:p>
     <w:p>
@@ -54,32 +53,2808 @@
         <w:rPr>
           <w:rFonts w:hint="eastAsia"/>
         </w:rPr>
-        <w:t>수요일까지 작성</w:t>
+        <w:t>---------------------------------------------------------------------------------------------------------------------------</w:t>
+      </w:r>
+    </w:p>
+    <w:p>
+      <w:pPr>
+        <w:spacing w:before="240" w:after="240"/>
+        <w:rPr>
+          <w:rFonts w:hint="eastAsia"/>
+          <w:i/>
+          <w:iCs/>
+          <w:lang w:eastAsia="ko"/>
+        </w:rPr>
+      </w:pPr>
+      <w:r>
+        <w:rPr>
+          <w:rFonts w:hint="eastAsia"/>
+          <w:i/>
+          <w:iCs/>
+        </w:rPr>
+        <w:t>평범한</w:t>
+      </w:r>
+      <w:r>
+        <w:rPr>
+          <w:rFonts w:hint="eastAsia"/>
+          <w:i/>
+          <w:iCs/>
+        </w:rPr>
+        <w:t xml:space="preserve"> </w:t>
+      </w:r>
+      <w:r>
+        <w:rPr>
+          <w:rFonts w:hint="eastAsia"/>
+          <w:i/>
+          <w:iCs/>
+        </w:rPr>
+        <w:t>모험가인</w:t>
+      </w:r>
+      <w:r>
+        <w:rPr>
+          <w:rFonts w:hint="eastAsia"/>
+          <w:i/>
+          <w:iCs/>
+        </w:rPr>
+        <w:t xml:space="preserve"> </w:t>
+      </w:r>
+      <w:r>
+        <w:rPr>
+          <w:rFonts w:hint="eastAsia"/>
+          <w:i/>
+          <w:iCs/>
+        </w:rPr>
+        <w:t>당신은</w:t>
+      </w:r>
+      <w:r>
+        <w:rPr>
+          <w:rFonts w:hint="eastAsia"/>
+          <w:i/>
+          <w:iCs/>
+        </w:rPr>
+        <w:t xml:space="preserve"> </w:t>
+      </w:r>
+      <w:r>
+        <w:rPr>
+          <w:rFonts w:hint="eastAsia"/>
+          <w:i/>
+          <w:iCs/>
+        </w:rPr>
+        <w:t>여느</w:t>
+      </w:r>
+      <w:r>
+        <w:rPr>
+          <w:rFonts w:hint="eastAsia"/>
+          <w:i/>
+          <w:iCs/>
+        </w:rPr>
+        <w:t xml:space="preserve"> </w:t>
+      </w:r>
+      <w:r>
+        <w:rPr>
+          <w:rFonts w:hint="eastAsia"/>
+          <w:i/>
+          <w:iCs/>
+        </w:rPr>
+        <w:t>때와</w:t>
+      </w:r>
+      <w:r>
+        <w:rPr>
+          <w:rFonts w:hint="eastAsia"/>
+          <w:i/>
+          <w:iCs/>
+        </w:rPr>
+        <w:t xml:space="preserve"> </w:t>
+      </w:r>
+      <w:r>
+        <w:rPr>
+          <w:rFonts w:hint="eastAsia"/>
+          <w:i/>
+          <w:iCs/>
+        </w:rPr>
+        <w:t>같이</w:t>
+      </w:r>
+      <w:r>
+        <w:rPr>
+          <w:rFonts w:hint="eastAsia"/>
+          <w:i/>
+          <w:iCs/>
+        </w:rPr>
+        <w:t xml:space="preserve"> </w:t>
+      </w:r>
+      <w:r>
+        <w:rPr>
+          <w:rFonts w:hint="eastAsia"/>
+          <w:i/>
+          <w:iCs/>
+        </w:rPr>
+        <w:t>던전에</w:t>
+      </w:r>
+      <w:r>
+        <w:rPr>
+          <w:rFonts w:hint="eastAsia"/>
+          <w:i/>
+          <w:iCs/>
+        </w:rPr>
+        <w:t xml:space="preserve"> </w:t>
+      </w:r>
+      <w:r>
+        <w:rPr>
+          <w:rFonts w:hint="eastAsia"/>
+          <w:i/>
+          <w:iCs/>
+        </w:rPr>
+        <w:t>들어갔다</w:t>
+      </w:r>
+      <w:r>
+        <w:rPr>
+          <w:rFonts w:hint="eastAsia"/>
+          <w:i/>
+          <w:iCs/>
+        </w:rPr>
+        <w:t>.</w:t>
+      </w:r>
+      <w:r>
+        <w:rPr>
+          <w:i/>
+          <w:iCs/>
+        </w:rPr>
+        <w:br/>
+      </w:r>
+      <w:r>
+        <w:rPr>
+          <w:rFonts w:hint="eastAsia"/>
+          <w:i/>
+          <w:iCs/>
+        </w:rPr>
+        <w:t>온갖</w:t>
+      </w:r>
+      <w:r>
+        <w:rPr>
+          <w:rFonts w:hint="eastAsia"/>
+          <w:i/>
+          <w:iCs/>
+        </w:rPr>
+        <w:t xml:space="preserve"> </w:t>
+      </w:r>
+      <w:r>
+        <w:rPr>
+          <w:rFonts w:hint="eastAsia"/>
+          <w:i/>
+          <w:iCs/>
+        </w:rPr>
+        <w:t>몬스터와</w:t>
+      </w:r>
+      <w:r>
+        <w:rPr>
+          <w:rFonts w:hint="eastAsia"/>
+          <w:i/>
+          <w:iCs/>
+        </w:rPr>
+        <w:t xml:space="preserve"> </w:t>
+      </w:r>
+      <w:r>
+        <w:rPr>
+          <w:rFonts w:hint="eastAsia"/>
+          <w:i/>
+          <w:iCs/>
+        </w:rPr>
+        <w:t>함정들을</w:t>
+      </w:r>
+      <w:r>
+        <w:rPr>
+          <w:rFonts w:hint="eastAsia"/>
+          <w:i/>
+          <w:iCs/>
+        </w:rPr>
+        <w:t xml:space="preserve"> </w:t>
+      </w:r>
+      <w:r>
+        <w:rPr>
+          <w:rFonts w:hint="eastAsia"/>
+          <w:i/>
+          <w:iCs/>
+        </w:rPr>
+        <w:t>당신은</w:t>
+      </w:r>
+      <w:r>
+        <w:rPr>
+          <w:rFonts w:hint="eastAsia"/>
+          <w:i/>
+          <w:iCs/>
+        </w:rPr>
+        <w:t xml:space="preserve"> </w:t>
+      </w:r>
+      <w:r>
+        <w:rPr>
+          <w:rFonts w:hint="eastAsia"/>
+          <w:i/>
+          <w:iCs/>
+        </w:rPr>
+        <w:t>묵묵히</w:t>
+      </w:r>
+      <w:r>
+        <w:rPr>
+          <w:rFonts w:hint="eastAsia"/>
+          <w:i/>
+          <w:iCs/>
+        </w:rPr>
+        <w:t xml:space="preserve"> </w:t>
+      </w:r>
+      <w:r>
+        <w:rPr>
+          <w:rFonts w:hint="eastAsia"/>
+          <w:i/>
+          <w:iCs/>
+        </w:rPr>
+        <w:t>헤쳐</w:t>
+      </w:r>
+      <w:r>
+        <w:rPr>
+          <w:rFonts w:hint="eastAsia"/>
+          <w:i/>
+          <w:iCs/>
+        </w:rPr>
+        <w:t xml:space="preserve"> </w:t>
+      </w:r>
+      <w:r>
+        <w:rPr>
+          <w:rFonts w:hint="eastAsia"/>
+          <w:i/>
+          <w:iCs/>
+        </w:rPr>
+        <w:t>나갔다</w:t>
+      </w:r>
+      <w:r>
+        <w:rPr>
+          <w:rFonts w:hint="eastAsia"/>
+          <w:i/>
+          <w:iCs/>
+        </w:rPr>
+        <w:t>.</w:t>
+      </w:r>
+      <w:r>
+        <w:rPr>
+          <w:i/>
+          <w:iCs/>
+        </w:rPr>
+        <w:br/>
+      </w:r>
+      <w:r>
+        <w:rPr>
+          <w:rFonts w:hint="eastAsia"/>
+          <w:i/>
+          <w:iCs/>
+        </w:rPr>
+        <w:t>그러던</w:t>
+      </w:r>
+      <w:r>
+        <w:rPr>
+          <w:rFonts w:hint="eastAsia"/>
+          <w:i/>
+          <w:iCs/>
+        </w:rPr>
+        <w:t xml:space="preserve"> </w:t>
+      </w:r>
+      <w:r>
+        <w:rPr>
+          <w:rFonts w:hint="eastAsia"/>
+          <w:i/>
+          <w:iCs/>
+        </w:rPr>
+        <w:t>중</w:t>
+      </w:r>
+      <w:r>
+        <w:rPr>
+          <w:rFonts w:hint="eastAsia"/>
+          <w:i/>
+          <w:iCs/>
+        </w:rPr>
+        <w:t xml:space="preserve"> </w:t>
+      </w:r>
+      <w:r>
+        <w:rPr>
+          <w:rFonts w:hint="eastAsia"/>
+          <w:i/>
+          <w:iCs/>
+        </w:rPr>
+        <w:t>운</w:t>
+      </w:r>
+      <w:r>
+        <w:rPr>
+          <w:rFonts w:hint="eastAsia"/>
+          <w:i/>
+          <w:iCs/>
+        </w:rPr>
+        <w:t xml:space="preserve"> </w:t>
+      </w:r>
+      <w:r>
+        <w:rPr>
+          <w:rFonts w:hint="eastAsia"/>
+          <w:i/>
+          <w:iCs/>
+        </w:rPr>
+        <w:t>나쁘게</w:t>
+      </w:r>
+      <w:r>
+        <w:rPr>
+          <w:rFonts w:hint="eastAsia"/>
+          <w:i/>
+          <w:iCs/>
+        </w:rPr>
+        <w:t xml:space="preserve"> </w:t>
+      </w:r>
+      <w:r>
+        <w:rPr>
+          <w:rFonts w:hint="eastAsia"/>
+          <w:i/>
+          <w:iCs/>
+        </w:rPr>
+        <w:t>발동된</w:t>
+      </w:r>
+      <w:r>
+        <w:rPr>
+          <w:rFonts w:hint="eastAsia"/>
+          <w:i/>
+          <w:iCs/>
+        </w:rPr>
+        <w:t xml:space="preserve"> </w:t>
+      </w:r>
+      <w:r>
+        <w:rPr>
+          <w:rFonts w:hint="eastAsia"/>
+          <w:i/>
+          <w:iCs/>
+        </w:rPr>
+        <w:t>발</w:t>
+      </w:r>
+      <w:r>
+        <w:rPr>
+          <w:rFonts w:hint="eastAsia"/>
+          <w:i/>
+          <w:iCs/>
+        </w:rPr>
+        <w:t xml:space="preserve"> </w:t>
+      </w:r>
+      <w:r>
+        <w:rPr>
+          <w:rFonts w:hint="eastAsia"/>
+          <w:i/>
+          <w:iCs/>
+        </w:rPr>
+        <w:t>밑의</w:t>
+      </w:r>
+      <w:r>
+        <w:rPr>
+          <w:rFonts w:hint="eastAsia"/>
+          <w:i/>
+          <w:iCs/>
+        </w:rPr>
+        <w:t xml:space="preserve"> </w:t>
+      </w:r>
+      <w:r>
+        <w:rPr>
+          <w:rFonts w:hint="eastAsia"/>
+          <w:i/>
+          <w:iCs/>
+        </w:rPr>
+        <w:t>함정</w:t>
+      </w:r>
+      <w:r>
+        <w:rPr>
+          <w:rFonts w:hint="eastAsia"/>
+          <w:i/>
+          <w:iCs/>
+        </w:rPr>
+        <w:t xml:space="preserve">. </w:t>
+      </w:r>
+      <w:r>
+        <w:rPr>
+          <w:rFonts w:hint="eastAsia"/>
+          <w:i/>
+          <w:iCs/>
+        </w:rPr>
+        <w:t>꺼지는</w:t>
+      </w:r>
+      <w:r>
+        <w:rPr>
+          <w:rFonts w:hint="eastAsia"/>
+          <w:i/>
+          <w:iCs/>
+        </w:rPr>
+        <w:t xml:space="preserve"> </w:t>
+      </w:r>
+      <w:r>
+        <w:rPr>
+          <w:rFonts w:hint="eastAsia"/>
+          <w:i/>
+          <w:iCs/>
+        </w:rPr>
+        <w:t>바닥</w:t>
+      </w:r>
+      <w:r>
+        <w:rPr>
+          <w:rFonts w:hint="eastAsia"/>
+          <w:i/>
+          <w:iCs/>
+        </w:rPr>
+        <w:t>.</w:t>
+      </w:r>
+      <w:r>
+        <w:rPr>
+          <w:i/>
+          <w:iCs/>
+        </w:rPr>
+        <w:br/>
+      </w:r>
+      <w:r>
+        <w:rPr>
+          <w:rFonts w:hint="eastAsia"/>
+          <w:i/>
+          <w:iCs/>
+        </w:rPr>
+        <w:t>그렇게</w:t>
+      </w:r>
+      <w:r>
+        <w:rPr>
+          <w:rFonts w:hint="eastAsia"/>
+          <w:i/>
+          <w:iCs/>
+        </w:rPr>
+        <w:t xml:space="preserve"> </w:t>
+      </w:r>
+      <w:r>
+        <w:rPr>
+          <w:rFonts w:hint="eastAsia"/>
+          <w:i/>
+          <w:iCs/>
+        </w:rPr>
+        <w:t>당신은</w:t>
+      </w:r>
+    </w:p>
+    <w:p>
+      <w:pPr>
+        <w:spacing w:before="240" w:after="240"/>
+        <w:rPr>
+          <w:b/>
+          <w:bCs/>
+          <w:i/>
+          <w:iCs/>
+        </w:rPr>
+      </w:pPr>
+      <w:r>
+        <w:rPr>
+          <w:rFonts w:hint="eastAsia"/>
+          <w:b/>
+          <w:bCs/>
+          <w:i/>
+          <w:iCs/>
+        </w:rPr>
+        <w:t>[</w:t>
+      </w:r>
+      <w:r>
+        <w:rPr>
+          <w:rFonts w:hint="eastAsia"/>
+          <w:b/>
+          <w:bCs/>
+          <w:i/>
+          <w:iCs/>
+        </w:rPr>
+        <w:t>어둠</w:t>
+      </w:r>
+      <w:r>
+        <w:rPr>
+          <w:rFonts w:hint="eastAsia"/>
+          <w:b/>
+          <w:bCs/>
+          <w:i/>
+          <w:iCs/>
+        </w:rPr>
+        <w:t xml:space="preserve"> </w:t>
+      </w:r>
+      <w:r>
+        <w:rPr>
+          <w:rFonts w:hint="eastAsia"/>
+          <w:b/>
+          <w:bCs/>
+          <w:i/>
+          <w:iCs/>
+        </w:rPr>
+        <w:t>속으로</w:t>
+      </w:r>
+      <w:r>
+        <w:rPr>
+          <w:rFonts w:hint="eastAsia"/>
+          <w:b/>
+          <w:bCs/>
+          <w:i/>
+          <w:iCs/>
+        </w:rPr>
+        <w:t xml:space="preserve"> </w:t>
+      </w:r>
+      <w:r>
+        <w:rPr>
+          <w:rFonts w:hint="eastAsia"/>
+          <w:b/>
+          <w:bCs/>
+          <w:i/>
+          <w:iCs/>
+        </w:rPr>
+        <w:t>떨어졌다</w:t>
+      </w:r>
+      <w:r>
+        <w:rPr>
+          <w:rFonts w:hint="eastAsia"/>
+          <w:b/>
+          <w:bCs/>
+          <w:i/>
+          <w:iCs/>
+        </w:rPr>
+        <w:t>]</w:t>
+      </w:r>
+    </w:p>
+    <w:p>
+      <w:pPr>
+        <w:spacing w:before="240" w:after="240"/>
+        <w:rPr>
+          <w:rFonts w:hint="eastAsia"/>
+        </w:rPr>
+      </w:pPr>
+      <w:r>
+        <w:rPr>
+          <w:rFonts w:hint="eastAsia"/>
+        </w:rPr>
+        <w:t>---------------------------------------------------------------------------------------------------------------------------</w:t>
       </w:r>
     </w:p>
     <w:p>
       <w:pPr>
         <w:spacing w:before="240" w:after="240"/>
       </w:pPr>
+      <w:r>
+        <w:rPr>
+          <w:rFonts w:hint="eastAsia"/>
+        </w:rPr>
+        <w:t>[</w:t>
+      </w:r>
+      <w:r>
+        <w:rPr>
+          <w:rFonts w:hint="eastAsia"/>
+        </w:rPr>
+        <w:t>어둠</w:t>
+      </w:r>
+      <w:r>
+        <w:rPr>
+          <w:rFonts w:hint="eastAsia"/>
+        </w:rPr>
+        <w:t xml:space="preserve"> </w:t>
+      </w:r>
+      <w:r>
+        <w:rPr>
+          <w:rFonts w:hint="eastAsia"/>
+        </w:rPr>
+        <w:t>속으로</w:t>
+      </w:r>
+      <w:r>
+        <w:rPr>
+          <w:rFonts w:hint="eastAsia"/>
+        </w:rPr>
+        <w:t xml:space="preserve"> </w:t>
+      </w:r>
+      <w:r>
+        <w:rPr>
+          <w:rFonts w:hint="eastAsia"/>
+        </w:rPr>
+        <w:t>떨어졌다</w:t>
+      </w:r>
+      <w:r>
+        <w:rPr>
+          <w:rFonts w:hint="eastAsia"/>
+        </w:rPr>
+        <w:t>]</w:t>
+      </w:r>
+      <w:r>
+        <w:rPr>
+          <w:rFonts w:hint="eastAsia"/>
+        </w:rPr>
+        <w:t>는</w:t>
+      </w:r>
+      <w:r>
+        <w:rPr>
+          <w:rFonts w:hint="eastAsia"/>
+        </w:rPr>
+        <w:t xml:space="preserve"> </w:t>
+      </w:r>
+      <w:r>
+        <w:rPr>
+          <w:rFonts w:hint="eastAsia"/>
+        </w:rPr>
+        <w:t>콘솔</w:t>
+      </w:r>
+      <w:r>
+        <w:rPr>
+          <w:rFonts w:hint="eastAsia"/>
+        </w:rPr>
+        <w:t xml:space="preserve"> </w:t>
+      </w:r>
+      <w:r>
+        <w:rPr>
+          <w:rFonts w:hint="eastAsia"/>
+        </w:rPr>
+        <w:t>플랫</w:t>
+      </w:r>
+      <w:r>
+        <w:rPr>
+          <w:rFonts w:hint="eastAsia"/>
+        </w:rPr>
+        <w:t>폼의</w:t>
+      </w:r>
+      <w:r>
+        <w:rPr>
+          <w:rFonts w:hint="eastAsia"/>
+        </w:rPr>
+        <w:t xml:space="preserve"> </w:t>
+      </w:r>
+      <w:r>
+        <w:rPr>
+          <w:rFonts w:hint="eastAsia"/>
+        </w:rPr>
+        <w:t>텍스트</w:t>
+      </w:r>
+      <w:r>
+        <w:rPr>
+          <w:rFonts w:hint="eastAsia"/>
+        </w:rPr>
+        <w:t xml:space="preserve"> </w:t>
+      </w:r>
+      <w:r>
+        <w:rPr>
+          <w:rFonts w:hint="eastAsia"/>
+        </w:rPr>
+        <w:t>기반</w:t>
+      </w:r>
+      <w:r>
+        <w:rPr>
+          <w:rFonts w:hint="eastAsia"/>
+        </w:rPr>
+        <w:t xml:space="preserve"> </w:t>
+      </w:r>
+      <w:r>
+        <w:rPr>
+          <w:rFonts w:hint="eastAsia"/>
+        </w:rPr>
+        <w:t>어드벤처</w:t>
+      </w:r>
+      <w:r>
+        <w:rPr>
+          <w:rFonts w:hint="eastAsia"/>
+        </w:rPr>
+        <w:t xml:space="preserve"> </w:t>
+      </w:r>
+      <w:r>
+        <w:rPr>
+          <w:rFonts w:hint="eastAsia"/>
+        </w:rPr>
+        <w:t>게임입니다</w:t>
+      </w:r>
+      <w:r>
+        <w:rPr>
+          <w:rFonts w:hint="eastAsia"/>
+        </w:rPr>
+        <w:t xml:space="preserve">. </w:t>
+      </w:r>
+      <w:r>
+        <w:rPr>
+          <w:rFonts w:hint="eastAsia"/>
+        </w:rPr>
+        <w:t>한치</w:t>
+      </w:r>
+      <w:r>
+        <w:rPr>
+          <w:rFonts w:hint="eastAsia"/>
+        </w:rPr>
+        <w:t xml:space="preserve"> </w:t>
+      </w:r>
+      <w:r>
+        <w:rPr>
+          <w:rFonts w:hint="eastAsia"/>
+        </w:rPr>
+        <w:t>앞도</w:t>
+      </w:r>
+      <w:r>
+        <w:rPr>
+          <w:rFonts w:hint="eastAsia"/>
+        </w:rPr>
+        <w:t xml:space="preserve"> </w:t>
+      </w:r>
+      <w:r>
+        <w:rPr>
+          <w:rFonts w:hint="eastAsia"/>
+        </w:rPr>
+        <w:t>보이지</w:t>
+      </w:r>
+      <w:r>
+        <w:rPr>
+          <w:rFonts w:hint="eastAsia"/>
+        </w:rPr>
+        <w:t xml:space="preserve"> </w:t>
+      </w:r>
+      <w:r>
+        <w:rPr>
+          <w:rFonts w:hint="eastAsia"/>
+        </w:rPr>
+        <w:t>않는</w:t>
+      </w:r>
+      <w:r>
+        <w:rPr>
+          <w:rFonts w:hint="eastAsia"/>
+        </w:rPr>
+        <w:t xml:space="preserve"> </w:t>
+      </w:r>
+      <w:r>
+        <w:rPr>
+          <w:rFonts w:hint="eastAsia"/>
+        </w:rPr>
+        <w:t>어둠</w:t>
+      </w:r>
+      <w:r>
+        <w:rPr>
+          <w:rFonts w:hint="eastAsia"/>
+        </w:rPr>
+        <w:t xml:space="preserve"> </w:t>
+      </w:r>
+      <w:r>
+        <w:rPr>
+          <w:rFonts w:hint="eastAsia"/>
+        </w:rPr>
+        <w:t>속에</w:t>
+      </w:r>
+      <w:r>
+        <w:rPr>
+          <w:rFonts w:hint="eastAsia"/>
+        </w:rPr>
+        <w:t xml:space="preserve"> </w:t>
+      </w:r>
+      <w:r>
+        <w:rPr>
+          <w:rFonts w:hint="eastAsia"/>
+        </w:rPr>
+        <w:t>주인공이</w:t>
+      </w:r>
+      <w:r>
+        <w:rPr>
+          <w:rFonts w:hint="eastAsia"/>
+        </w:rPr>
+        <w:t xml:space="preserve"> </w:t>
+      </w:r>
+      <w:r>
+        <w:rPr>
+          <w:rFonts w:hint="eastAsia"/>
+        </w:rPr>
+        <w:t>떨어졌다는</w:t>
+      </w:r>
+      <w:r>
+        <w:rPr>
+          <w:rFonts w:hint="eastAsia"/>
+        </w:rPr>
+        <w:t xml:space="preserve"> </w:t>
+      </w:r>
+      <w:r>
+        <w:rPr>
+          <w:rFonts w:hint="eastAsia"/>
+        </w:rPr>
+        <w:t>설정을</w:t>
+      </w:r>
+      <w:r>
+        <w:rPr>
+          <w:rFonts w:hint="eastAsia"/>
+        </w:rPr>
+        <w:t xml:space="preserve"> </w:t>
+      </w:r>
+      <w:r>
+        <w:rPr>
+          <w:rFonts w:hint="eastAsia"/>
+        </w:rPr>
+        <w:t>갖고</w:t>
+      </w:r>
+      <w:r>
+        <w:rPr>
+          <w:rFonts w:hint="eastAsia"/>
+        </w:rPr>
+        <w:t xml:space="preserve"> </w:t>
+      </w:r>
+      <w:r>
+        <w:rPr>
+          <w:rFonts w:hint="eastAsia"/>
+        </w:rPr>
+        <w:t>있습니다</w:t>
+      </w:r>
+      <w:r>
+        <w:rPr>
+          <w:rFonts w:hint="eastAsia"/>
+        </w:rPr>
+        <w:t xml:space="preserve">. </w:t>
+      </w:r>
+      <w:r>
+        <w:rPr>
+          <w:rFonts w:hint="eastAsia"/>
+        </w:rPr>
+        <w:t>Ui</w:t>
+      </w:r>
+      <w:r>
+        <w:rPr>
+          <w:rFonts w:hint="eastAsia"/>
+        </w:rPr>
+        <w:t>적인</w:t>
+      </w:r>
+      <w:r>
+        <w:rPr>
+          <w:rFonts w:hint="eastAsia"/>
+        </w:rPr>
+        <w:t xml:space="preserve"> </w:t>
+      </w:r>
+      <w:r>
+        <w:rPr>
+          <w:rFonts w:hint="eastAsia"/>
+        </w:rPr>
+        <w:t>요소가</w:t>
+      </w:r>
+      <w:r>
+        <w:rPr>
+          <w:rFonts w:hint="eastAsia"/>
+        </w:rPr>
+        <w:t xml:space="preserve"> </w:t>
+      </w:r>
+      <w:r>
+        <w:rPr>
+          <w:rFonts w:hint="eastAsia"/>
+        </w:rPr>
+        <w:t>제한되는</w:t>
+      </w:r>
+      <w:r>
+        <w:rPr>
+          <w:rFonts w:hint="eastAsia"/>
+        </w:rPr>
+        <w:t xml:space="preserve"> </w:t>
+      </w:r>
+      <w:r>
+        <w:rPr>
+          <w:rFonts w:hint="eastAsia"/>
+        </w:rPr>
+        <w:t>콘솔</w:t>
+      </w:r>
+      <w:r>
+        <w:rPr>
+          <w:rFonts w:hint="eastAsia"/>
+        </w:rPr>
+        <w:t xml:space="preserve"> </w:t>
+      </w:r>
+      <w:r>
+        <w:rPr>
+          <w:rFonts w:hint="eastAsia"/>
+        </w:rPr>
+        <w:t>플랫폼의</w:t>
+      </w:r>
+      <w:r>
+        <w:rPr>
+          <w:rFonts w:hint="eastAsia"/>
+        </w:rPr>
+        <w:t xml:space="preserve"> </w:t>
+      </w:r>
+      <w:r>
+        <w:rPr>
+          <w:rFonts w:hint="eastAsia"/>
+        </w:rPr>
+        <w:t>특성을</w:t>
+      </w:r>
+      <w:r>
+        <w:rPr>
+          <w:rFonts w:hint="eastAsia"/>
+        </w:rPr>
+        <w:t xml:space="preserve"> </w:t>
+      </w:r>
+      <w:r>
+        <w:rPr>
+          <w:rFonts w:hint="eastAsia"/>
+        </w:rPr>
+        <w:t>내러티브적인</w:t>
+      </w:r>
+      <w:r>
+        <w:rPr>
+          <w:rFonts w:hint="eastAsia"/>
+        </w:rPr>
+        <w:t xml:space="preserve"> </w:t>
+      </w:r>
+      <w:r>
+        <w:rPr>
+          <w:rFonts w:hint="eastAsia"/>
+        </w:rPr>
+        <w:t>요소로</w:t>
+      </w:r>
+      <w:r>
+        <w:rPr>
+          <w:rFonts w:hint="eastAsia"/>
+        </w:rPr>
+        <w:t xml:space="preserve"> </w:t>
+      </w:r>
+      <w:r>
+        <w:rPr>
+          <w:rFonts w:hint="eastAsia"/>
+        </w:rPr>
+        <w:t>활용하려고</w:t>
+      </w:r>
+      <w:r>
+        <w:rPr>
+          <w:rFonts w:hint="eastAsia"/>
+        </w:rPr>
+        <w:t xml:space="preserve"> </w:t>
+      </w:r>
+      <w:r>
+        <w:rPr>
+          <w:rFonts w:hint="eastAsia"/>
+        </w:rPr>
+        <w:t>시도</w:t>
+      </w:r>
+      <w:r>
+        <w:rPr>
+          <w:rFonts w:hint="eastAsia"/>
+        </w:rPr>
+        <w:t>했습니다</w:t>
+      </w:r>
+      <w:r>
+        <w:rPr>
+          <w:rFonts w:hint="eastAsia"/>
+        </w:rPr>
+        <w:t>.</w:t>
+      </w:r>
     </w:p>
     <w:p>
       <w:pPr>
         <w:spacing w:before="240" w:after="240"/>
       </w:pPr>
+      <w:r>
+        <w:rPr>
+          <w:rFonts w:hint="eastAsia"/>
+        </w:rPr>
+        <w:t>플레이어는</w:t>
+      </w:r>
+      <w:r>
+        <w:rPr>
+          <w:rFonts w:hint="eastAsia"/>
+        </w:rPr>
+        <w:t xml:space="preserve"> </w:t>
+      </w:r>
+      <w:r>
+        <w:rPr>
+          <w:rFonts w:hint="eastAsia"/>
+        </w:rPr>
+        <w:t>텍스트를</w:t>
+      </w:r>
+      <w:r>
+        <w:rPr>
+          <w:rFonts w:hint="eastAsia"/>
+        </w:rPr>
+        <w:t xml:space="preserve"> </w:t>
+      </w:r>
+      <w:r>
+        <w:rPr>
+          <w:rFonts w:hint="eastAsia"/>
+        </w:rPr>
+        <w:t>읽고</w:t>
+      </w:r>
+      <w:r>
+        <w:rPr>
+          <w:rFonts w:hint="eastAsia"/>
+        </w:rPr>
+        <w:t xml:space="preserve"> </w:t>
+      </w:r>
+      <w:r>
+        <w:rPr>
+          <w:rFonts w:hint="eastAsia"/>
+        </w:rPr>
+        <w:t>선택지를</w:t>
+      </w:r>
+      <w:r>
+        <w:rPr>
+          <w:rFonts w:hint="eastAsia"/>
+        </w:rPr>
+        <w:t xml:space="preserve"> </w:t>
+      </w:r>
+      <w:r>
+        <w:rPr>
+          <w:rFonts w:hint="eastAsia"/>
+        </w:rPr>
+        <w:t>골라가며</w:t>
+      </w:r>
+      <w:r>
+        <w:rPr>
+          <w:rFonts w:hint="eastAsia"/>
+        </w:rPr>
+        <w:t xml:space="preserve"> </w:t>
+      </w:r>
+      <w:r>
+        <w:rPr>
+          <w:rFonts w:hint="eastAsia"/>
+        </w:rPr>
+        <w:t>게임을</w:t>
+      </w:r>
+      <w:r>
+        <w:rPr>
+          <w:rFonts w:hint="eastAsia"/>
+        </w:rPr>
+        <w:t xml:space="preserve"> </w:t>
+      </w:r>
+      <w:r>
+        <w:rPr>
+          <w:rFonts w:hint="eastAsia"/>
+        </w:rPr>
+        <w:t>진행합니다</w:t>
+      </w:r>
+      <w:r>
+        <w:rPr>
+          <w:rFonts w:hint="eastAsia"/>
+        </w:rPr>
+        <w:t xml:space="preserve">. </w:t>
+      </w:r>
+      <w:r>
+        <w:rPr>
+          <w:rFonts w:hint="eastAsia"/>
+        </w:rPr>
+        <w:t>선택지는</w:t>
+      </w:r>
+      <w:r>
+        <w:rPr>
+          <w:rFonts w:hint="eastAsia"/>
+        </w:rPr>
+        <w:t xml:space="preserve"> </w:t>
+      </w:r>
+      <w:r>
+        <w:rPr>
+          <w:rFonts w:hint="eastAsia"/>
+        </w:rPr>
+        <w:t>방향키로</w:t>
+      </w:r>
+      <w:r>
+        <w:rPr>
+          <w:rFonts w:hint="eastAsia"/>
+        </w:rPr>
+        <w:t xml:space="preserve"> </w:t>
+      </w:r>
+      <w:r>
+        <w:rPr>
+          <w:rFonts w:hint="eastAsia"/>
+        </w:rPr>
+        <w:t>정할</w:t>
+      </w:r>
+      <w:r>
+        <w:rPr>
+          <w:rFonts w:hint="eastAsia"/>
+        </w:rPr>
+        <w:t xml:space="preserve"> </w:t>
+      </w:r>
+      <w:r>
+        <w:rPr>
+          <w:rFonts w:hint="eastAsia"/>
+        </w:rPr>
+        <w:t>수</w:t>
+      </w:r>
+      <w:r>
+        <w:rPr>
+          <w:rFonts w:hint="eastAsia"/>
+        </w:rPr>
+        <w:t xml:space="preserve"> </w:t>
+      </w:r>
+      <w:r>
+        <w:rPr>
+          <w:rFonts w:hint="eastAsia"/>
+        </w:rPr>
+        <w:t>있습니다</w:t>
+      </w:r>
+      <w:r>
+        <w:rPr>
+          <w:rFonts w:hint="eastAsia"/>
+        </w:rPr>
+        <w:t xml:space="preserve">. </w:t>
+      </w:r>
+      <w:r>
+        <w:rPr>
+          <w:rFonts w:hint="eastAsia"/>
+        </w:rPr>
+        <w:t>방향키</w:t>
+      </w:r>
+      <w:r>
+        <w:rPr>
+          <w:rFonts w:hint="eastAsia"/>
+        </w:rPr>
+        <w:t xml:space="preserve"> </w:t>
+      </w:r>
+      <w:r>
+        <w:rPr>
+          <w:rFonts w:hint="eastAsia"/>
+        </w:rPr>
+        <w:t>외에</w:t>
+      </w:r>
+      <w:r>
+        <w:rPr>
+          <w:rFonts w:hint="eastAsia"/>
+        </w:rPr>
+        <w:t xml:space="preserve"> </w:t>
+      </w:r>
+      <w:r>
+        <w:rPr>
+          <w:rFonts w:hint="eastAsia"/>
+        </w:rPr>
+        <w:t>다른</w:t>
+      </w:r>
+      <w:r>
+        <w:rPr>
+          <w:rFonts w:hint="eastAsia"/>
+        </w:rPr>
+        <w:t xml:space="preserve"> </w:t>
+      </w:r>
+      <w:r>
+        <w:rPr>
+          <w:rFonts w:hint="eastAsia"/>
+        </w:rPr>
+        <w:t>입력은</w:t>
+      </w:r>
+      <w:r>
+        <w:rPr>
+          <w:rFonts w:hint="eastAsia"/>
+        </w:rPr>
+        <w:t xml:space="preserve"> </w:t>
+      </w:r>
+      <w:r>
+        <w:rPr>
+          <w:rFonts w:hint="eastAsia"/>
+        </w:rPr>
+        <w:t>받지</w:t>
+      </w:r>
+      <w:r>
+        <w:rPr>
+          <w:rFonts w:hint="eastAsia"/>
+        </w:rPr>
+        <w:t xml:space="preserve"> </w:t>
+      </w:r>
+      <w:r>
+        <w:rPr>
+          <w:rFonts w:hint="eastAsia"/>
+        </w:rPr>
+        <w:t>않습니다</w:t>
+      </w:r>
+      <w:r>
+        <w:rPr>
+          <w:rFonts w:hint="eastAsia"/>
+        </w:rPr>
+        <w:t>.</w:t>
+      </w:r>
+    </w:p>
+    <w:p>
+      <w:pPr>
+        <w:spacing w:before="240" w:after="240"/>
+        <w:rPr>
+          <w:rFonts w:hint="eastAsia"/>
+        </w:rPr>
+      </w:pPr>
+      <w:r>
+        <w:rPr>
+          <w:rFonts w:hint="eastAsia"/>
+        </w:rPr>
+        <w:t>레벨은</w:t>
+      </w:r>
+      <w:r>
+        <w:rPr>
+          <w:rFonts w:hint="eastAsia"/>
+        </w:rPr>
+        <w:t xml:space="preserve"> </w:t>
+      </w:r>
+      <w:r>
+        <w:rPr>
+          <w:rFonts w:hint="eastAsia"/>
+        </w:rPr>
+        <w:t>여러</w:t>
+      </w:r>
+      <w:r>
+        <w:rPr>
+          <w:rFonts w:hint="eastAsia"/>
+        </w:rPr>
+        <w:t xml:space="preserve"> </w:t>
+      </w:r>
+      <w:r>
+        <w:rPr>
+          <w:rFonts w:hint="eastAsia"/>
+        </w:rPr>
+        <w:t>개의</w:t>
+      </w:r>
+      <w:r>
+        <w:rPr>
+          <w:rFonts w:hint="eastAsia"/>
+        </w:rPr>
+        <w:t xml:space="preserve"> </w:t>
+      </w:r>
+      <w:r>
+        <w:rPr>
+          <w:rFonts w:hint="eastAsia"/>
+        </w:rPr>
+        <w:t>방으로</w:t>
+      </w:r>
+      <w:r>
+        <w:rPr>
+          <w:rFonts w:hint="eastAsia"/>
+        </w:rPr>
+        <w:t xml:space="preserve"> </w:t>
+      </w:r>
+      <w:r>
+        <w:rPr>
+          <w:rFonts w:hint="eastAsia"/>
+        </w:rPr>
+        <w:t>이루어진</w:t>
+      </w:r>
+      <w:r>
+        <w:rPr>
+          <w:rFonts w:hint="eastAsia"/>
+        </w:rPr>
+        <w:t xml:space="preserve"> </w:t>
+      </w:r>
+      <w:r>
+        <w:rPr>
+          <w:rFonts w:hint="eastAsia"/>
+        </w:rPr>
+        <w:t>미로와</w:t>
+      </w:r>
+      <w:r>
+        <w:rPr>
+          <w:rFonts w:hint="eastAsia"/>
+        </w:rPr>
+        <w:t xml:space="preserve"> </w:t>
+      </w:r>
+      <w:r>
+        <w:rPr>
+          <w:rFonts w:hint="eastAsia"/>
+        </w:rPr>
+        <w:t>같은</w:t>
+      </w:r>
+      <w:r>
+        <w:rPr>
+          <w:rFonts w:hint="eastAsia"/>
+        </w:rPr>
+        <w:t xml:space="preserve"> </w:t>
+      </w:r>
+      <w:r>
+        <w:rPr>
+          <w:rFonts w:hint="eastAsia"/>
+        </w:rPr>
+        <w:t>구성을</w:t>
+      </w:r>
+      <w:r>
+        <w:rPr>
+          <w:rFonts w:hint="eastAsia"/>
+        </w:rPr>
+        <w:t xml:space="preserve"> </w:t>
+      </w:r>
+      <w:r>
+        <w:rPr>
+          <w:rFonts w:hint="eastAsia"/>
+        </w:rPr>
+        <w:t>하고</w:t>
+      </w:r>
+      <w:r>
+        <w:rPr>
+          <w:rFonts w:hint="eastAsia"/>
+        </w:rPr>
+        <w:t xml:space="preserve"> </w:t>
+      </w:r>
+      <w:r>
+        <w:rPr>
+          <w:rFonts w:hint="eastAsia"/>
+        </w:rPr>
+        <w:t>있으며</w:t>
+      </w:r>
+      <w:r>
+        <w:rPr>
+          <w:rFonts w:hint="eastAsia"/>
+        </w:rPr>
+        <w:t xml:space="preserve"> </w:t>
+      </w:r>
+      <w:r>
+        <w:rPr>
+          <w:rFonts w:hint="eastAsia"/>
+        </w:rPr>
+        <w:t>플레이어는</w:t>
+      </w:r>
+      <w:r>
+        <w:rPr>
+          <w:rFonts w:hint="eastAsia"/>
+        </w:rPr>
+        <w:t xml:space="preserve"> </w:t>
+      </w:r>
+      <w:r>
+        <w:rPr>
+          <w:rFonts w:hint="eastAsia"/>
+        </w:rPr>
+        <w:t>방과</w:t>
+      </w:r>
+      <w:r>
+        <w:rPr>
+          <w:rFonts w:hint="eastAsia"/>
+        </w:rPr>
+        <w:t xml:space="preserve"> </w:t>
+      </w:r>
+      <w:r>
+        <w:rPr>
+          <w:rFonts w:hint="eastAsia"/>
+        </w:rPr>
+        <w:t>방</w:t>
+      </w:r>
+      <w:r>
+        <w:rPr>
+          <w:rFonts w:hint="eastAsia"/>
+        </w:rPr>
+        <w:t xml:space="preserve"> </w:t>
+      </w:r>
+      <w:r>
+        <w:rPr>
+          <w:rFonts w:hint="eastAsia"/>
+        </w:rPr>
+        <w:t>사이를</w:t>
+      </w:r>
+      <w:r>
+        <w:rPr>
+          <w:rFonts w:hint="eastAsia"/>
+        </w:rPr>
+        <w:t xml:space="preserve"> </w:t>
+      </w:r>
+      <w:r>
+        <w:rPr>
+          <w:rFonts w:hint="eastAsia"/>
+        </w:rPr>
+        <w:t>이동하며</w:t>
+      </w:r>
+      <w:r>
+        <w:rPr>
+          <w:rFonts w:hint="eastAsia"/>
+        </w:rPr>
+        <w:t xml:space="preserve"> </w:t>
+      </w:r>
+      <w:r>
+        <w:rPr>
+          <w:rFonts w:hint="eastAsia"/>
+        </w:rPr>
+        <w:t>미로를</w:t>
+      </w:r>
+      <w:r>
+        <w:rPr>
+          <w:rFonts w:hint="eastAsia"/>
+        </w:rPr>
+        <w:t xml:space="preserve"> </w:t>
+      </w:r>
+      <w:r>
+        <w:rPr>
+          <w:rFonts w:hint="eastAsia"/>
+        </w:rPr>
+        <w:t>뚫고</w:t>
+      </w:r>
+      <w:r>
+        <w:rPr>
+          <w:rFonts w:hint="eastAsia"/>
+        </w:rPr>
+        <w:t xml:space="preserve"> </w:t>
+      </w:r>
+      <w:r>
+        <w:rPr>
+          <w:rFonts w:hint="eastAsia"/>
+        </w:rPr>
+        <w:t>던전을</w:t>
+      </w:r>
+      <w:r>
+        <w:rPr>
+          <w:rFonts w:hint="eastAsia"/>
+        </w:rPr>
+        <w:t xml:space="preserve"> </w:t>
+      </w:r>
+      <w:r>
+        <w:rPr>
+          <w:rFonts w:hint="eastAsia"/>
+        </w:rPr>
+        <w:t>탈출해야</w:t>
+      </w:r>
+      <w:r>
+        <w:rPr>
+          <w:rFonts w:hint="eastAsia"/>
+        </w:rPr>
+        <w:t xml:space="preserve"> </w:t>
+      </w:r>
+      <w:r>
+        <w:rPr>
+          <w:rFonts w:hint="eastAsia"/>
+        </w:rPr>
+        <w:t>합니다</w:t>
+      </w:r>
+      <w:r>
+        <w:rPr>
+          <w:rFonts w:hint="eastAsia"/>
+        </w:rPr>
+        <w:t xml:space="preserve">. </w:t>
+      </w:r>
+      <w:r>
+        <w:rPr>
+          <w:rFonts w:hint="eastAsia"/>
+        </w:rPr>
+        <w:t>방</w:t>
+      </w:r>
+      <w:r>
+        <w:rPr>
+          <w:rFonts w:hint="eastAsia"/>
+        </w:rPr>
+        <w:t>에서는</w:t>
+      </w:r>
+      <w:r>
+        <w:rPr>
+          <w:rFonts w:hint="eastAsia"/>
+        </w:rPr>
+        <w:t xml:space="preserve"> </w:t>
+      </w:r>
+      <w:r>
+        <w:rPr>
+          <w:rFonts w:hint="eastAsia"/>
+        </w:rPr>
+        <w:t>전투나</w:t>
+      </w:r>
+      <w:r>
+        <w:rPr>
+          <w:rFonts w:hint="eastAsia"/>
+        </w:rPr>
+        <w:t xml:space="preserve"> </w:t>
+      </w:r>
+      <w:r>
+        <w:rPr>
+          <w:rFonts w:hint="eastAsia"/>
+        </w:rPr>
+        <w:t>휴식</w:t>
+      </w:r>
+      <w:r>
+        <w:rPr>
+          <w:rFonts w:hint="eastAsia"/>
+        </w:rPr>
+        <w:t xml:space="preserve"> </w:t>
+      </w:r>
+      <w:r>
+        <w:rPr>
+          <w:rFonts w:hint="eastAsia"/>
+        </w:rPr>
+        <w:t>등의</w:t>
+      </w:r>
+      <w:r>
+        <w:rPr>
+          <w:rFonts w:hint="eastAsia"/>
+        </w:rPr>
+        <w:t xml:space="preserve"> </w:t>
+      </w:r>
+      <w:r>
+        <w:rPr>
+          <w:rFonts w:hint="eastAsia"/>
+        </w:rPr>
+        <w:t>여러</w:t>
+      </w:r>
+      <w:r>
+        <w:rPr>
+          <w:rFonts w:hint="eastAsia"/>
+        </w:rPr>
+        <w:t xml:space="preserve"> </w:t>
+      </w:r>
+      <w:r>
+        <w:rPr>
+          <w:rFonts w:hint="eastAsia"/>
+        </w:rPr>
+        <w:t>이벤트가</w:t>
+      </w:r>
+      <w:r>
+        <w:rPr>
+          <w:rFonts w:hint="eastAsia"/>
+        </w:rPr>
+        <w:t xml:space="preserve"> </w:t>
+      </w:r>
+      <w:r>
+        <w:rPr>
+          <w:rFonts w:hint="eastAsia"/>
+        </w:rPr>
+        <w:t>발생할</w:t>
+      </w:r>
+      <w:r>
+        <w:rPr>
+          <w:rFonts w:hint="eastAsia"/>
+        </w:rPr>
+        <w:t xml:space="preserve"> </w:t>
+      </w:r>
+      <w:r>
+        <w:rPr>
+          <w:rFonts w:hint="eastAsia"/>
+        </w:rPr>
+        <w:t>수</w:t>
+      </w:r>
+      <w:r>
+        <w:rPr>
+          <w:rFonts w:hint="eastAsia"/>
+        </w:rPr>
+        <w:t xml:space="preserve"> </w:t>
+      </w:r>
+      <w:r>
+        <w:rPr>
+          <w:rFonts w:hint="eastAsia"/>
+        </w:rPr>
+        <w:t>있습니다</w:t>
+      </w:r>
+      <w:r>
+        <w:rPr>
+          <w:rFonts w:hint="eastAsia"/>
+        </w:rPr>
+        <w:t>.</w:t>
+      </w:r>
+      <w:r>
+        <w:rPr>
+          <w:rFonts w:hint="eastAsia"/>
+        </w:rPr>
+        <w:t xml:space="preserve"> </w:t>
+      </w:r>
+      <w:r>
+        <w:rPr>
+          <w:rFonts w:hint="eastAsia"/>
+        </w:rPr>
+        <w:t>지도는</w:t>
+      </w:r>
+      <w:r>
+        <w:rPr>
+          <w:rFonts w:hint="eastAsia"/>
+        </w:rPr>
+        <w:t xml:space="preserve"> </w:t>
+      </w:r>
+      <w:r>
+        <w:rPr>
+          <w:rFonts w:hint="eastAsia"/>
+        </w:rPr>
+        <w:t>따로</w:t>
+      </w:r>
+      <w:r>
+        <w:rPr>
+          <w:rFonts w:hint="eastAsia"/>
+        </w:rPr>
+        <w:t xml:space="preserve"> </w:t>
+      </w:r>
+      <w:r>
+        <w:rPr>
+          <w:rFonts w:hint="eastAsia"/>
+        </w:rPr>
+        <w:t>주어지지</w:t>
+      </w:r>
+      <w:r>
+        <w:rPr>
+          <w:rFonts w:hint="eastAsia"/>
+        </w:rPr>
+        <w:t xml:space="preserve"> </w:t>
+      </w:r>
+      <w:r>
+        <w:rPr>
+          <w:rFonts w:hint="eastAsia"/>
+        </w:rPr>
+        <w:t>않습니다</w:t>
+      </w:r>
+      <w:r>
+        <w:rPr>
+          <w:rFonts w:hint="eastAsia"/>
+        </w:rPr>
+        <w:t>.</w:t>
+      </w:r>
+      <w:r>
+        <w:rPr>
+          <w:rFonts w:hint="eastAsia"/>
+        </w:rPr>
+        <w:t xml:space="preserve"> </w:t>
+      </w:r>
     </w:p>
     <w:p>
       <w:pPr>
         <w:spacing w:before="240" w:after="240"/>
       </w:pPr>
+      <w:r>
+        <w:rPr>
+          <w:rFonts w:hint="eastAsia"/>
+        </w:rPr>
+        <w:t>플레이어는</w:t>
+      </w:r>
+      <w:r>
+        <w:rPr>
+          <w:rFonts w:hint="eastAsia"/>
+        </w:rPr>
+        <w:t xml:space="preserve"> </w:t>
+      </w:r>
+      <w:r>
+        <w:rPr>
+          <w:rFonts w:hint="eastAsia"/>
+        </w:rPr>
+        <w:t>스킬을</w:t>
+      </w:r>
+      <w:r>
+        <w:rPr>
+          <w:rFonts w:hint="eastAsia"/>
+        </w:rPr>
+        <w:t xml:space="preserve"> </w:t>
+      </w:r>
+      <w:r>
+        <w:rPr>
+          <w:rFonts w:hint="eastAsia"/>
+        </w:rPr>
+        <w:t>사용할</w:t>
+      </w:r>
+      <w:r>
+        <w:rPr>
+          <w:rFonts w:hint="eastAsia"/>
+        </w:rPr>
+        <w:t xml:space="preserve"> </w:t>
+      </w:r>
+      <w:r>
+        <w:rPr>
+          <w:rFonts w:hint="eastAsia"/>
+        </w:rPr>
+        <w:t>수</w:t>
+      </w:r>
+      <w:r>
+        <w:rPr>
+          <w:rFonts w:hint="eastAsia"/>
+        </w:rPr>
+        <w:t xml:space="preserve"> </w:t>
+      </w:r>
+      <w:r>
+        <w:rPr>
+          <w:rFonts w:hint="eastAsia"/>
+        </w:rPr>
+        <w:t>있습니다</w:t>
+      </w:r>
+      <w:r>
+        <w:rPr>
+          <w:rFonts w:hint="eastAsia"/>
+        </w:rPr>
+        <w:t xml:space="preserve">. </w:t>
+      </w:r>
+      <w:r>
+        <w:rPr>
+          <w:rFonts w:hint="eastAsia"/>
+        </w:rPr>
+        <w:t>스킬은</w:t>
+      </w:r>
+      <w:r>
+        <w:rPr>
+          <w:rFonts w:hint="eastAsia"/>
+        </w:rPr>
+        <w:t xml:space="preserve"> </w:t>
+      </w:r>
+      <w:r>
+        <w:rPr>
+          <w:rFonts w:hint="eastAsia"/>
+        </w:rPr>
+        <w:t>매우</w:t>
+      </w:r>
+      <w:r>
+        <w:rPr>
+          <w:rFonts w:hint="eastAsia"/>
+        </w:rPr>
+        <w:t xml:space="preserve"> </w:t>
+      </w:r>
+      <w:r>
+        <w:rPr>
+          <w:rFonts w:hint="eastAsia"/>
+        </w:rPr>
+        <w:t>강력한</w:t>
+      </w:r>
+      <w:r>
+        <w:rPr>
+          <w:rFonts w:hint="eastAsia"/>
+        </w:rPr>
+        <w:t xml:space="preserve"> </w:t>
+      </w:r>
+      <w:r>
+        <w:rPr>
+          <w:rFonts w:hint="eastAsia"/>
+        </w:rPr>
+        <w:t>효과를</w:t>
+      </w:r>
+      <w:r>
+        <w:rPr>
+          <w:rFonts w:hint="eastAsia"/>
+        </w:rPr>
+        <w:t xml:space="preserve"> </w:t>
+      </w:r>
+      <w:r>
+        <w:rPr>
+          <w:rFonts w:hint="eastAsia"/>
+        </w:rPr>
+        <w:t>갖고</w:t>
+      </w:r>
+      <w:r>
+        <w:rPr>
+          <w:rFonts w:hint="eastAsia"/>
+        </w:rPr>
+        <w:t xml:space="preserve"> </w:t>
+      </w:r>
+      <w:r>
+        <w:rPr>
+          <w:rFonts w:hint="eastAsia"/>
+        </w:rPr>
+        <w:t>있으며</w:t>
+      </w:r>
+      <w:r>
+        <w:rPr>
+          <w:rFonts w:hint="eastAsia"/>
+        </w:rPr>
+        <w:t xml:space="preserve"> </w:t>
+      </w:r>
+      <w:r>
+        <w:rPr>
+          <w:rFonts w:hint="eastAsia"/>
+        </w:rPr>
+        <w:t>몬스터를</w:t>
+      </w:r>
+      <w:r>
+        <w:rPr>
+          <w:rFonts w:hint="eastAsia"/>
+        </w:rPr>
+        <w:t xml:space="preserve"> </w:t>
+      </w:r>
+      <w:r>
+        <w:rPr>
+          <w:rFonts w:hint="eastAsia"/>
+        </w:rPr>
+        <w:t>쓰러뜨렸을</w:t>
+      </w:r>
+      <w:r>
+        <w:rPr>
+          <w:rFonts w:hint="eastAsia"/>
+        </w:rPr>
+        <w:t xml:space="preserve"> </w:t>
+      </w:r>
+      <w:r>
+        <w:rPr>
+          <w:rFonts w:hint="eastAsia"/>
+        </w:rPr>
+        <w:t>때</w:t>
+      </w:r>
+      <w:r>
+        <w:rPr>
+          <w:rFonts w:hint="eastAsia"/>
+        </w:rPr>
+        <w:t xml:space="preserve"> </w:t>
+      </w:r>
+      <w:r>
+        <w:rPr>
+          <w:rFonts w:hint="eastAsia"/>
+        </w:rPr>
+        <w:t>드랍</w:t>
+      </w:r>
+      <w:r>
+        <w:rPr>
+          <w:rFonts w:hint="eastAsia"/>
+        </w:rPr>
+        <w:t xml:space="preserve"> </w:t>
+      </w:r>
+      <w:r>
+        <w:rPr>
+          <w:rFonts w:hint="eastAsia"/>
+        </w:rPr>
+        <w:t>되는</w:t>
+      </w:r>
+      <w:r>
+        <w:rPr>
+          <w:rFonts w:hint="eastAsia"/>
+        </w:rPr>
+        <w:t xml:space="preserve"> </w:t>
+      </w:r>
+      <w:r>
+        <w:t>‘</w:t>
+      </w:r>
+      <w:r>
+        <w:rPr>
+          <w:rFonts w:hint="eastAsia"/>
+          <w:lang w:eastAsia="ko"/>
+        </w:rPr>
+        <w:t>마석</w:t>
+      </w:r>
+      <w:r>
+        <w:t>’</w:t>
+      </w:r>
+      <w:r>
+        <w:rPr>
+          <w:rFonts w:hint="eastAsia"/>
+        </w:rPr>
+        <w:t xml:space="preserve"> </w:t>
+      </w:r>
+      <w:r>
+        <w:rPr>
+          <w:rFonts w:hint="eastAsia"/>
+        </w:rPr>
+        <w:t>아이템을</w:t>
+      </w:r>
+      <w:r>
+        <w:rPr>
+          <w:rFonts w:hint="eastAsia"/>
+        </w:rPr>
+        <w:t xml:space="preserve"> </w:t>
+      </w:r>
+      <w:r>
+        <w:rPr>
+          <w:rFonts w:hint="eastAsia"/>
+        </w:rPr>
+        <w:t>소모하여</w:t>
+      </w:r>
+      <w:r>
+        <w:rPr>
+          <w:rFonts w:hint="eastAsia"/>
+        </w:rPr>
+        <w:t xml:space="preserve"> </w:t>
+      </w:r>
+      <w:r>
+        <w:rPr>
+          <w:rFonts w:hint="eastAsia"/>
+        </w:rPr>
+        <w:t>사용할</w:t>
+      </w:r>
+      <w:r>
+        <w:rPr>
+          <w:rFonts w:hint="eastAsia"/>
+        </w:rPr>
+        <w:t xml:space="preserve"> </w:t>
+      </w:r>
+      <w:r>
+        <w:rPr>
+          <w:rFonts w:hint="eastAsia"/>
+        </w:rPr>
+        <w:t>수</w:t>
+      </w:r>
+      <w:r>
+        <w:rPr>
+          <w:rFonts w:hint="eastAsia"/>
+        </w:rPr>
+        <w:t xml:space="preserve"> </w:t>
+      </w:r>
+      <w:r>
+        <w:rPr>
+          <w:rFonts w:hint="eastAsia"/>
+        </w:rPr>
+        <w:t>있습니다</w:t>
+      </w:r>
+      <w:r>
+        <w:rPr>
+          <w:rFonts w:hint="eastAsia"/>
+        </w:rPr>
+        <w:t>.</w:t>
+      </w:r>
     </w:p>
     <w:p>
       <w:pPr>
         <w:spacing w:before="240" w:after="240"/>
+        <w:rPr>
+          <w:rFonts w:hint="eastAsia"/>
+        </w:rPr>
       </w:pPr>
+      <w:r>
+        <w:rPr>
+          <w:rFonts w:hint="eastAsia"/>
+        </w:rPr>
+        <w:t>방에서</w:t>
+      </w:r>
+      <w:r>
+        <w:rPr>
+          <w:rFonts w:hint="eastAsia"/>
+        </w:rPr>
+        <w:t xml:space="preserve"> </w:t>
+      </w:r>
+      <w:r>
+        <w:rPr>
+          <w:rFonts w:hint="eastAsia"/>
+        </w:rPr>
+        <w:t>어떠한</w:t>
+      </w:r>
+      <w:r>
+        <w:rPr>
+          <w:rFonts w:hint="eastAsia"/>
+        </w:rPr>
+        <w:t xml:space="preserve"> </w:t>
+      </w:r>
+      <w:r>
+        <w:rPr>
+          <w:rFonts w:hint="eastAsia"/>
+        </w:rPr>
+        <w:t>대상을</w:t>
+      </w:r>
+      <w:r>
+        <w:rPr>
+          <w:rFonts w:hint="eastAsia"/>
+        </w:rPr>
+        <w:t xml:space="preserve"> </w:t>
+      </w:r>
+      <w:r>
+        <w:rPr>
+          <w:rFonts w:hint="eastAsia"/>
+        </w:rPr>
+        <w:t>조우</w:t>
+      </w:r>
+      <w:r>
+        <w:rPr>
+          <w:rFonts w:hint="eastAsia"/>
+        </w:rPr>
+        <w:t xml:space="preserve"> </w:t>
+      </w:r>
+      <w:r>
+        <w:rPr>
+          <w:rFonts w:hint="eastAsia"/>
+        </w:rPr>
+        <w:t>시</w:t>
+      </w:r>
+      <w:r>
+        <w:rPr>
+          <w:rFonts w:hint="eastAsia"/>
+        </w:rPr>
+        <w:t xml:space="preserve"> </w:t>
+      </w:r>
+      <w:r>
+        <w:rPr>
+          <w:rFonts w:hint="eastAsia"/>
+        </w:rPr>
+        <w:t>처음에는</w:t>
+      </w:r>
+      <w:r>
+        <w:rPr>
+          <w:rFonts w:hint="eastAsia"/>
+        </w:rPr>
+        <w:t xml:space="preserve"> </w:t>
+      </w:r>
+      <w:r>
+        <w:rPr>
+          <w:rFonts w:hint="eastAsia"/>
+        </w:rPr>
+        <w:t>보이지</w:t>
+      </w:r>
+      <w:r>
+        <w:rPr>
+          <w:rFonts w:hint="eastAsia"/>
+        </w:rPr>
+        <w:t xml:space="preserve"> </w:t>
+      </w:r>
+      <w:r>
+        <w:rPr>
+          <w:rFonts w:hint="eastAsia"/>
+        </w:rPr>
+        <w:t>않기</w:t>
+      </w:r>
+      <w:r>
+        <w:rPr>
+          <w:rFonts w:hint="eastAsia"/>
+        </w:rPr>
+        <w:t xml:space="preserve"> </w:t>
+      </w:r>
+      <w:r>
+        <w:rPr>
+          <w:rFonts w:hint="eastAsia"/>
+        </w:rPr>
+        <w:t>때문에</w:t>
+      </w:r>
+      <w:r>
+        <w:rPr>
+          <w:rFonts w:hint="eastAsia"/>
+        </w:rPr>
+        <w:t xml:space="preserve"> ???</w:t>
+      </w:r>
+      <w:r>
+        <w:rPr>
+          <w:rFonts w:hint="eastAsia"/>
+        </w:rPr>
+        <w:t>로</w:t>
+      </w:r>
+      <w:r>
+        <w:rPr>
+          <w:rFonts w:hint="eastAsia"/>
+        </w:rPr>
+        <w:t xml:space="preserve"> </w:t>
+      </w:r>
+      <w:r>
+        <w:rPr>
+          <w:rFonts w:hint="eastAsia"/>
+        </w:rPr>
+        <w:t>표시됩니다</w:t>
+      </w:r>
+      <w:r>
+        <w:rPr>
+          <w:rFonts w:hint="eastAsia"/>
+        </w:rPr>
+        <w:t xml:space="preserve">. </w:t>
+      </w:r>
+      <w:r>
+        <w:rPr>
+          <w:rFonts w:hint="eastAsia"/>
+        </w:rPr>
+        <w:t>그것이</w:t>
+      </w:r>
+      <w:r>
+        <w:rPr>
+          <w:rFonts w:hint="eastAsia"/>
+        </w:rPr>
+        <w:t xml:space="preserve"> </w:t>
+      </w:r>
+      <w:r>
+        <w:rPr>
+          <w:rFonts w:hint="eastAsia"/>
+        </w:rPr>
+        <w:t>어떤</w:t>
+      </w:r>
+      <w:r>
+        <w:rPr>
+          <w:rFonts w:hint="eastAsia"/>
+        </w:rPr>
+        <w:t xml:space="preserve"> </w:t>
+      </w:r>
+      <w:r>
+        <w:rPr>
+          <w:rFonts w:hint="eastAsia"/>
+        </w:rPr>
+        <w:t>것인지</w:t>
+      </w:r>
+      <w:r>
+        <w:rPr>
+          <w:rFonts w:hint="eastAsia"/>
+        </w:rPr>
+        <w:t xml:space="preserve"> </w:t>
+      </w:r>
+      <w:r>
+        <w:rPr>
+          <w:rFonts w:hint="eastAsia"/>
+        </w:rPr>
+        <w:t>확인하기</w:t>
+      </w:r>
+      <w:r>
+        <w:rPr>
+          <w:rFonts w:hint="eastAsia"/>
+        </w:rPr>
+        <w:t xml:space="preserve"> </w:t>
+      </w:r>
+      <w:r>
+        <w:rPr>
+          <w:rFonts w:hint="eastAsia"/>
+        </w:rPr>
+        <w:t>위해서는</w:t>
+      </w:r>
+      <w:r>
+        <w:rPr>
+          <w:rFonts w:hint="eastAsia"/>
+        </w:rPr>
+        <w:t xml:space="preserve"> </w:t>
+      </w:r>
+      <w:r>
+        <w:rPr>
+          <w:rFonts w:hint="eastAsia"/>
+        </w:rPr>
+        <w:t>그것에</w:t>
+      </w:r>
+      <w:r>
+        <w:rPr>
+          <w:rFonts w:hint="eastAsia"/>
+        </w:rPr>
+        <w:t xml:space="preserve"> </w:t>
+      </w:r>
+      <w:r>
+        <w:rPr>
+          <w:rFonts w:hint="eastAsia"/>
+        </w:rPr>
+        <w:t>가까이</w:t>
+      </w:r>
+      <w:r>
+        <w:rPr>
+          <w:rFonts w:hint="eastAsia"/>
+        </w:rPr>
+        <w:t xml:space="preserve"> </w:t>
+      </w:r>
+      <w:r>
+        <w:rPr>
+          <w:rFonts w:hint="eastAsia"/>
+        </w:rPr>
+        <w:t>다가가거나</w:t>
+      </w:r>
+      <w:r>
+        <w:rPr>
+          <w:rFonts w:hint="eastAsia"/>
+        </w:rPr>
+        <w:t xml:space="preserve"> </w:t>
+      </w:r>
+      <w:r>
+        <w:rPr>
+          <w:rFonts w:hint="eastAsia"/>
+        </w:rPr>
+        <w:t>무언가를</w:t>
+      </w:r>
+      <w:r>
+        <w:rPr>
+          <w:rFonts w:hint="eastAsia"/>
+        </w:rPr>
+        <w:t xml:space="preserve"> </w:t>
+      </w:r>
+      <w:r>
+        <w:rPr>
+          <w:rFonts w:hint="eastAsia"/>
+        </w:rPr>
+        <w:t>던져보거나</w:t>
+      </w:r>
+      <w:r>
+        <w:rPr>
+          <w:rFonts w:hint="eastAsia"/>
+        </w:rPr>
+        <w:t xml:space="preserve"> </w:t>
+      </w:r>
+      <w:r>
+        <w:rPr>
+          <w:rFonts w:hint="eastAsia"/>
+        </w:rPr>
+        <w:t>할</w:t>
+      </w:r>
+      <w:r>
+        <w:rPr>
+          <w:rFonts w:hint="eastAsia"/>
+        </w:rPr>
+        <w:t xml:space="preserve"> </w:t>
+      </w:r>
+      <w:r>
+        <w:rPr>
+          <w:rFonts w:hint="eastAsia"/>
+        </w:rPr>
+        <w:t>수</w:t>
+      </w:r>
+      <w:r>
+        <w:rPr>
+          <w:rFonts w:hint="eastAsia"/>
+        </w:rPr>
+        <w:t xml:space="preserve"> </w:t>
+      </w:r>
+      <w:r>
+        <w:rPr>
+          <w:rFonts w:hint="eastAsia"/>
+        </w:rPr>
+        <w:t>있습니다</w:t>
+      </w:r>
+      <w:r>
+        <w:rPr>
+          <w:rFonts w:hint="eastAsia"/>
+        </w:rPr>
+        <w:t xml:space="preserve">. </w:t>
+      </w:r>
+      <w:r>
+        <w:rPr>
+          <w:rFonts w:hint="eastAsia"/>
+        </w:rPr>
+        <w:t>예민한</w:t>
+      </w:r>
+      <w:r>
+        <w:rPr>
+          <w:rFonts w:hint="eastAsia"/>
+        </w:rPr>
+        <w:t xml:space="preserve"> </w:t>
+      </w:r>
+      <w:r>
+        <w:rPr>
+          <w:rFonts w:hint="eastAsia"/>
+        </w:rPr>
+        <w:t>몬스터는</w:t>
+      </w:r>
+      <w:r>
+        <w:rPr>
+          <w:rFonts w:hint="eastAsia"/>
+        </w:rPr>
+        <w:t xml:space="preserve"> </w:t>
+      </w:r>
+      <w:r>
+        <w:rPr>
+          <w:rFonts w:hint="eastAsia"/>
+        </w:rPr>
+        <w:t>플레이어가</w:t>
+      </w:r>
+      <w:r>
+        <w:rPr>
+          <w:rFonts w:hint="eastAsia"/>
+        </w:rPr>
+        <w:t xml:space="preserve"> </w:t>
+      </w:r>
+      <w:r>
+        <w:rPr>
+          <w:rFonts w:hint="eastAsia"/>
+        </w:rPr>
+        <w:t>방에</w:t>
+      </w:r>
+      <w:r>
+        <w:rPr>
+          <w:rFonts w:hint="eastAsia"/>
+        </w:rPr>
+        <w:t xml:space="preserve"> </w:t>
+      </w:r>
+      <w:r>
+        <w:rPr>
+          <w:rFonts w:hint="eastAsia"/>
+        </w:rPr>
+        <w:t>들어서자마자</w:t>
+      </w:r>
+      <w:r>
+        <w:rPr>
+          <w:rFonts w:hint="eastAsia"/>
+        </w:rPr>
+        <w:t xml:space="preserve"> </w:t>
+      </w:r>
+      <w:r>
+        <w:rPr>
+          <w:rFonts w:hint="eastAsia"/>
+        </w:rPr>
+        <w:t>선공을</w:t>
+      </w:r>
+      <w:r>
+        <w:rPr>
+          <w:rFonts w:hint="eastAsia"/>
+        </w:rPr>
+        <w:t xml:space="preserve"> </w:t>
+      </w:r>
+      <w:r>
+        <w:rPr>
+          <w:rFonts w:hint="eastAsia"/>
+        </w:rPr>
+        <w:t>해올</w:t>
+      </w:r>
+      <w:r>
+        <w:rPr>
+          <w:rFonts w:hint="eastAsia"/>
+        </w:rPr>
+        <w:t xml:space="preserve"> </w:t>
+      </w:r>
+      <w:r>
+        <w:rPr>
+          <w:rFonts w:hint="eastAsia"/>
+        </w:rPr>
+        <w:t>수</w:t>
+      </w:r>
+      <w:r>
+        <w:rPr>
+          <w:rFonts w:hint="eastAsia"/>
+        </w:rPr>
+        <w:t xml:space="preserve"> </w:t>
+      </w:r>
+      <w:r>
+        <w:rPr>
+          <w:rFonts w:hint="eastAsia"/>
+        </w:rPr>
+        <w:t>있습니다</w:t>
+      </w:r>
+      <w:r>
+        <w:rPr>
+          <w:rFonts w:hint="eastAsia"/>
+        </w:rPr>
+        <w:t>.</w:t>
+      </w:r>
+      <w:r>
+        <w:rPr>
+          <w:rFonts w:hint="eastAsia"/>
+        </w:rPr>
+        <w:t xml:space="preserve"> </w:t>
+      </w:r>
+      <w:r>
+        <w:rPr>
+          <w:rFonts w:hint="eastAsia"/>
+        </w:rPr>
+        <w:t>주인공은</w:t>
+      </w:r>
+      <w:r>
+        <w:rPr>
+          <w:rFonts w:hint="eastAsia"/>
+        </w:rPr>
+        <w:t xml:space="preserve"> </w:t>
+      </w:r>
+      <w:r>
+        <w:rPr>
+          <w:rFonts w:hint="eastAsia"/>
+        </w:rPr>
+        <w:t>경험</w:t>
+      </w:r>
+      <w:r>
+        <w:rPr>
+          <w:rFonts w:hint="eastAsia"/>
+        </w:rPr>
+        <w:t xml:space="preserve"> </w:t>
+      </w:r>
+      <w:r>
+        <w:rPr>
+          <w:rFonts w:hint="eastAsia"/>
+        </w:rPr>
+        <w:t>많은</w:t>
+      </w:r>
+      <w:r>
+        <w:rPr>
+          <w:rFonts w:hint="eastAsia"/>
+        </w:rPr>
+        <w:t xml:space="preserve"> </w:t>
+      </w:r>
+      <w:r>
+        <w:rPr>
+          <w:rFonts w:hint="eastAsia"/>
+        </w:rPr>
+        <w:t>모험가이기</w:t>
+      </w:r>
+      <w:r>
+        <w:rPr>
+          <w:rFonts w:hint="eastAsia"/>
+        </w:rPr>
+        <w:t xml:space="preserve"> </w:t>
+      </w:r>
+      <w:r>
+        <w:rPr>
+          <w:rFonts w:hint="eastAsia"/>
+        </w:rPr>
+        <w:t>때문에</w:t>
+      </w:r>
+      <w:r>
+        <w:rPr>
+          <w:rFonts w:hint="eastAsia"/>
+        </w:rPr>
+        <w:t xml:space="preserve"> </w:t>
+      </w:r>
+      <w:r>
+        <w:rPr>
+          <w:rFonts w:hint="eastAsia"/>
+        </w:rPr>
+        <w:t>조금의</w:t>
+      </w:r>
+      <w:r>
+        <w:rPr>
+          <w:rFonts w:hint="eastAsia"/>
+        </w:rPr>
+        <w:t xml:space="preserve"> </w:t>
+      </w:r>
+      <w:r>
+        <w:rPr>
+          <w:rFonts w:hint="eastAsia"/>
+        </w:rPr>
+        <w:t>단서만으로도</w:t>
+      </w:r>
+      <w:r>
+        <w:rPr>
+          <w:rFonts w:hint="eastAsia"/>
+        </w:rPr>
+        <w:t xml:space="preserve"> </w:t>
+      </w:r>
+      <w:r>
+        <w:rPr>
+          <w:rFonts w:hint="eastAsia"/>
+        </w:rPr>
+        <w:t>몬스터의</w:t>
+      </w:r>
+      <w:r>
+        <w:rPr>
+          <w:rFonts w:hint="eastAsia"/>
+        </w:rPr>
+        <w:t xml:space="preserve"> </w:t>
+      </w:r>
+      <w:r>
+        <w:rPr>
+          <w:rFonts w:hint="eastAsia"/>
+        </w:rPr>
+        <w:t>종류를</w:t>
+      </w:r>
+      <w:r>
+        <w:rPr>
+          <w:rFonts w:hint="eastAsia"/>
+        </w:rPr>
+        <w:t xml:space="preserve"> </w:t>
+      </w:r>
+      <w:r>
+        <w:rPr>
+          <w:rFonts w:hint="eastAsia"/>
+        </w:rPr>
+        <w:t>파악할</w:t>
+      </w:r>
+      <w:r>
+        <w:rPr>
+          <w:rFonts w:hint="eastAsia"/>
+        </w:rPr>
+        <w:t xml:space="preserve"> </w:t>
+      </w:r>
+      <w:r>
+        <w:rPr>
+          <w:rFonts w:hint="eastAsia"/>
+        </w:rPr>
+        <w:t>수</w:t>
+      </w:r>
+      <w:r>
+        <w:rPr>
+          <w:rFonts w:hint="eastAsia"/>
+        </w:rPr>
+        <w:t xml:space="preserve"> </w:t>
+      </w:r>
+      <w:r>
+        <w:rPr>
+          <w:rFonts w:hint="eastAsia"/>
+        </w:rPr>
+        <w:t>있습니다</w:t>
+      </w:r>
+      <w:r>
+        <w:rPr>
+          <w:rFonts w:hint="eastAsia"/>
+        </w:rPr>
+        <w:t>.</w:t>
+      </w:r>
+      <w:r>
+        <w:rPr>
+          <w:rFonts w:hint="eastAsia"/>
+        </w:rPr>
+        <w:t xml:space="preserve"> </w:t>
+      </w:r>
     </w:p>
     <w:p>
       <w:pPr>
         <w:spacing w:before="240" w:after="240"/>
+        <w:rPr>
+          <w:rFonts w:hint="eastAsia"/>
+        </w:rPr>
+      </w:pPr>
+      <w:r>
+        <w:rPr>
+          <w:rFonts w:hint="eastAsia"/>
+        </w:rPr>
+        <w:t>아이템은</w:t>
+      </w:r>
+      <w:r>
+        <w:rPr>
+          <w:rFonts w:hint="eastAsia"/>
+        </w:rPr>
+        <w:t xml:space="preserve"> </w:t>
+      </w:r>
+      <w:r>
+        <w:rPr>
+          <w:rFonts w:hint="eastAsia"/>
+        </w:rPr>
+        <w:t>장비와</w:t>
+      </w:r>
+      <w:r>
+        <w:rPr>
+          <w:rFonts w:hint="eastAsia"/>
+        </w:rPr>
+        <w:t xml:space="preserve"> </w:t>
+      </w:r>
+      <w:r>
+        <w:rPr>
+          <w:rFonts w:hint="eastAsia"/>
+        </w:rPr>
+        <w:t>소모품으로</w:t>
+      </w:r>
+      <w:r>
+        <w:rPr>
+          <w:rFonts w:hint="eastAsia"/>
+        </w:rPr>
+        <w:t xml:space="preserve"> </w:t>
+      </w:r>
+      <w:r>
+        <w:rPr>
+          <w:rFonts w:hint="eastAsia"/>
+        </w:rPr>
+        <w:t>나뉩니다</w:t>
+      </w:r>
+      <w:r>
+        <w:rPr>
+          <w:rFonts w:hint="eastAsia"/>
+        </w:rPr>
+        <w:t xml:space="preserve">. </w:t>
+      </w:r>
+      <w:r>
+        <w:rPr>
+          <w:rFonts w:hint="eastAsia"/>
+        </w:rPr>
+        <w:t>장비</w:t>
+      </w:r>
+      <w:r>
+        <w:rPr>
+          <w:rFonts w:hint="eastAsia"/>
+        </w:rPr>
+        <w:t xml:space="preserve"> </w:t>
+      </w:r>
+      <w:r>
+        <w:rPr>
+          <w:rFonts w:hint="eastAsia"/>
+        </w:rPr>
+        <w:t>아이템은</w:t>
+      </w:r>
+      <w:r>
+        <w:rPr>
+          <w:rFonts w:hint="eastAsia"/>
+        </w:rPr>
+        <w:t xml:space="preserve"> </w:t>
+      </w:r>
+      <w:r>
+        <w:rPr>
+          <w:rFonts w:hint="eastAsia"/>
+        </w:rPr>
+        <w:t>장비할</w:t>
+      </w:r>
+      <w:r>
+        <w:rPr>
+          <w:rFonts w:hint="eastAsia"/>
+        </w:rPr>
+        <w:t xml:space="preserve"> </w:t>
+      </w:r>
+      <w:r>
+        <w:rPr>
+          <w:rFonts w:hint="eastAsia"/>
+        </w:rPr>
+        <w:t>수</w:t>
+      </w:r>
+      <w:r>
+        <w:rPr>
+          <w:rFonts w:hint="eastAsia"/>
+        </w:rPr>
+        <w:t xml:space="preserve"> </w:t>
+      </w:r>
+      <w:r>
+        <w:rPr>
+          <w:rFonts w:hint="eastAsia"/>
+        </w:rPr>
+        <w:t>있습니다</w:t>
+      </w:r>
+      <w:r>
+        <w:rPr>
+          <w:rFonts w:hint="eastAsia"/>
+        </w:rPr>
+        <w:t xml:space="preserve">. </w:t>
+      </w:r>
+      <w:r>
+        <w:rPr>
+          <w:rFonts w:hint="eastAsia"/>
+        </w:rPr>
+        <w:t>모든</w:t>
+      </w:r>
+      <w:r>
+        <w:rPr>
+          <w:rFonts w:hint="eastAsia"/>
+        </w:rPr>
+        <w:t xml:space="preserve"> </w:t>
+      </w:r>
+      <w:r>
+        <w:rPr>
+          <w:rFonts w:hint="eastAsia"/>
+        </w:rPr>
+        <w:t>아이템은</w:t>
+      </w:r>
+      <w:r>
+        <w:rPr>
+          <w:rFonts w:hint="eastAsia"/>
+        </w:rPr>
+        <w:t xml:space="preserve"> </w:t>
+      </w:r>
+      <w:r>
+        <w:rPr>
+          <w:rFonts w:hint="eastAsia"/>
+        </w:rPr>
+        <w:t>던질</w:t>
+      </w:r>
+      <w:r>
+        <w:rPr>
+          <w:rFonts w:hint="eastAsia"/>
+        </w:rPr>
+        <w:t xml:space="preserve"> </w:t>
+      </w:r>
+      <w:r>
+        <w:rPr>
+          <w:rFonts w:hint="eastAsia"/>
+        </w:rPr>
+        <w:t>수</w:t>
+      </w:r>
+      <w:r>
+        <w:rPr>
+          <w:rFonts w:hint="eastAsia"/>
+        </w:rPr>
+        <w:t xml:space="preserve"> </w:t>
+      </w:r>
+      <w:r>
+        <w:rPr>
+          <w:rFonts w:hint="eastAsia"/>
+        </w:rPr>
+        <w:t>있습니다</w:t>
+      </w:r>
+      <w:r>
+        <w:rPr>
+          <w:rFonts w:hint="eastAsia"/>
+        </w:rPr>
+        <w:t>.</w:t>
+      </w:r>
+      <w:r>
+        <w:rPr>
+          <w:rFonts w:hint="eastAsia"/>
+        </w:rPr>
+        <w:t xml:space="preserve"> </w:t>
+      </w:r>
+      <w:r>
+        <w:rPr>
+          <w:rFonts w:hint="eastAsia"/>
+        </w:rPr>
+        <w:t>던져진</w:t>
+      </w:r>
+      <w:r>
+        <w:rPr>
+          <w:rFonts w:hint="eastAsia"/>
+        </w:rPr>
+        <w:t xml:space="preserve"> </w:t>
+      </w:r>
+      <w:r>
+        <w:rPr>
+          <w:rFonts w:hint="eastAsia"/>
+        </w:rPr>
+        <w:t>아이템은</w:t>
+      </w:r>
+      <w:r>
+        <w:rPr>
+          <w:rFonts w:hint="eastAsia"/>
+        </w:rPr>
+        <w:t xml:space="preserve"> </w:t>
+      </w:r>
+      <w:r>
+        <w:rPr>
+          <w:rFonts w:hint="eastAsia"/>
+        </w:rPr>
+        <w:t>효과를</w:t>
+      </w:r>
+      <w:r>
+        <w:rPr>
+          <w:rFonts w:hint="eastAsia"/>
+        </w:rPr>
+        <w:t xml:space="preserve"> </w:t>
+      </w:r>
+      <w:r>
+        <w:rPr>
+          <w:rFonts w:hint="eastAsia"/>
+        </w:rPr>
+        <w:t>그대로</w:t>
+      </w:r>
+      <w:r>
+        <w:rPr>
+          <w:rFonts w:hint="eastAsia"/>
+        </w:rPr>
+        <w:t xml:space="preserve"> </w:t>
+      </w:r>
+      <w:r>
+        <w:rPr>
+          <w:rFonts w:hint="eastAsia"/>
+        </w:rPr>
+        <w:t>가지고</w:t>
+      </w:r>
+      <w:r>
+        <w:rPr>
+          <w:rFonts w:hint="eastAsia"/>
+        </w:rPr>
+        <w:t xml:space="preserve"> </w:t>
+      </w:r>
+      <w:r>
+        <w:rPr>
+          <w:rFonts w:hint="eastAsia"/>
+        </w:rPr>
+        <w:t>있습니다</w:t>
+      </w:r>
+      <w:r>
+        <w:rPr>
+          <w:rFonts w:hint="eastAsia"/>
+        </w:rPr>
+        <w:t xml:space="preserve">. </w:t>
+      </w:r>
+      <w:r>
+        <w:rPr>
+          <w:rFonts w:hint="eastAsia"/>
+        </w:rPr>
+        <w:t>예를</w:t>
+      </w:r>
+      <w:r>
+        <w:rPr>
+          <w:rFonts w:hint="eastAsia"/>
+        </w:rPr>
+        <w:t xml:space="preserve"> </w:t>
+      </w:r>
+      <w:r>
+        <w:rPr>
+          <w:rFonts w:hint="eastAsia"/>
+        </w:rPr>
+        <w:t>들어</w:t>
+      </w:r>
+      <w:r>
+        <w:rPr>
+          <w:rFonts w:hint="eastAsia"/>
+        </w:rPr>
+        <w:t xml:space="preserve"> </w:t>
+      </w:r>
+      <w:r>
+        <w:rPr>
+          <w:rFonts w:hint="eastAsia"/>
+        </w:rPr>
+        <w:t>회복</w:t>
+      </w:r>
+      <w:r>
+        <w:rPr>
+          <w:rFonts w:hint="eastAsia"/>
+        </w:rPr>
+        <w:t xml:space="preserve"> </w:t>
+      </w:r>
+      <w:r>
+        <w:rPr>
+          <w:rFonts w:hint="eastAsia"/>
+        </w:rPr>
+        <w:t>포션을</w:t>
+      </w:r>
+      <w:r>
+        <w:rPr>
+          <w:rFonts w:hint="eastAsia"/>
+        </w:rPr>
+        <w:t xml:space="preserve"> </w:t>
+      </w:r>
+      <w:r>
+        <w:rPr>
+          <w:rFonts w:hint="eastAsia"/>
+        </w:rPr>
+        <w:t>던져서</w:t>
+      </w:r>
+      <w:r>
+        <w:rPr>
+          <w:rFonts w:hint="eastAsia"/>
+        </w:rPr>
+        <w:t xml:space="preserve"> </w:t>
+      </w:r>
+      <w:r>
+        <w:rPr>
+          <w:rFonts w:hint="eastAsia"/>
+        </w:rPr>
+        <w:t>몬스터를</w:t>
+      </w:r>
+      <w:r>
+        <w:rPr>
+          <w:rFonts w:hint="eastAsia"/>
+        </w:rPr>
+        <w:t xml:space="preserve"> </w:t>
+      </w:r>
+      <w:r>
+        <w:rPr>
+          <w:rFonts w:hint="eastAsia"/>
+        </w:rPr>
+        <w:t>맞추면</w:t>
+      </w:r>
+      <w:r>
+        <w:rPr>
+          <w:rFonts w:hint="eastAsia"/>
+        </w:rPr>
+        <w:t xml:space="preserve"> </w:t>
+      </w:r>
+      <w:r>
+        <w:rPr>
+          <w:rFonts w:hint="eastAsia"/>
+        </w:rPr>
+        <w:t>몬스터가</w:t>
+      </w:r>
+      <w:r>
+        <w:rPr>
+          <w:rFonts w:hint="eastAsia"/>
+        </w:rPr>
+        <w:t xml:space="preserve"> </w:t>
+      </w:r>
+      <w:r>
+        <w:rPr>
+          <w:rFonts w:hint="eastAsia"/>
+        </w:rPr>
+        <w:t>회복합니다</w:t>
+      </w:r>
+      <w:r>
+        <w:rPr>
+          <w:rFonts w:hint="eastAsia"/>
+        </w:rPr>
+        <w:t>.</w:t>
+      </w:r>
+    </w:p>
+    <w:p>
+      <w:pPr>
+        <w:spacing w:before="240" w:after="240"/>
+        <w:rPr>
+          <w:rFonts w:hint="eastAsia"/>
+        </w:rPr>
       </w:pPr>
     </w:p>
     <w:p>
